--- a/novels/Mistakenly Dragged Survival/Chapter_2_The_Bellhaven.docx
+++ b/novels/Mistakenly Dragged Survival/Chapter_2_The_Bellhaven.docx
@@ -64,7 +64,7 @@
           <w:sz w:val="24"/>
           <w:szCs w:val="24"/>
         </w:rPr>
-        <w:t xml:space="preserve">One: the game is real and operates through physical objects. The umbrella tag was the trigger. Two: the game assigned Chen Wei by name, not by the object — I was incidental. Three: the cleared instance now sits in Chen Wei's record. Four: I have no way to determine what the game does next without more data. Five: the game glitched when it pulled me in. A glitched system has inconsistent rules. Do not assume the standard rules apply.</w:t>
+        <w:t>One: the game is real and operates through physical objects. The umbrella tag was the trigger. Two: the game assigned Chen Wei by name, not by the object, I was incidental. Three: the cleared instance now sits in Chen Wei's record. Four: I have no way to determine what the game does next without more data. Five: the game glitched when it pulled me in. A glitched system has inconsistent rules. Do not assume the standard rules apply.</w:t>
       </w:r>
     </w:p>
     <w:p>
@@ -286,7 +286,7 @@
           <w:sz w:val="24"/>
           <w:szCs w:val="24"/>
         </w:rPr>
-        <w:t xml:space="preserve">Jiang Wenxu wrote the timestamp in his notebook under the desk. Entry notification — Chen Wei — approximately 9 AM — not read in full — dismissed as spam. He underlined: notification reached him.</w:t>
+        <w:t>Jiang Wenxu wrote the timestamp in his notebook under the desk. Entry notification, Chen Wei, approximately 9 AM, not read in full, dismissed as spam. He underlined: notification reached him.</w:t>
       </w:r>
     </w:p>
     <w:p>
@@ -625,7 +625,7 @@
           <w:sz w:val="24"/>
           <w:szCs w:val="24"/>
         </w:rPr>
-        <w:t xml:space="preserve">What he knew about the game: it was structured. It had ranks, survival probabilities, timers, and performance ratings. It generated instances across different environments — Ash Ward was a hospital. Other instances could be anything. It had an observer system, which he had inferred from the notification format and the fact that the performance flag was labeled for external comparison. Someone or something was watching players inside instances.</w:t>
+        <w:t>What he knew about the game: it was structured. It had ranks, survival probabilities, timers, and performance ratings. It generated instances across different environments, Ash Ward was a hospital. Other instances could be anything. It had an observer system, which he had inferred from the notification format and the fact that the performance flag was labeled for external comparison. Someone or something was watching players inside instances.</w:t>
       </w:r>
     </w:p>
     <w:p>
@@ -704,7 +704,7 @@
           <w:sz w:val="24"/>
           <w:szCs w:val="24"/>
         </w:rPr>
-        <w:t xml:space="preserve">He used the time. He read the system notification from Ash Ward again, carefully, and looked at the format — the bracket style, the field labels, the phrasing. He compared it against the performance flag and the exit confirmation. The language was administrative throughout. No explanations, no warnings, no user guidance. The system assumed the player knew how it worked, which meant there was an onboarding process he had missed entirely.</w:t>
+        <w:t>He used the time. He read the system notification from Ash Ward again, carefully, and looked at the format, the bracket style, the field labels, the phrasing. He compared it against the performance flag and the exit confirmation. The language was administrative throughout. No explanations, no warnings, no user guidance. The system assumed the player knew how it worked, which meant there was an onboarding process he had missed entirely.</w:t>
       </w:r>
     </w:p>
     <w:p>
@@ -730,7 +730,7 @@
           <w:sz w:val="24"/>
           <w:szCs w:val="24"/>
         </w:rPr>
-        <w:t xml:space="preserve">On the second day Chen Wei forwarded him a notification, subject line blank. The body read: CHEN WEI (ID 2047) — Instance queue position updated. Estimated wait: variable. The app icon was a small grey circle with no label.</w:t>
+        <w:t>On the second day Chen Wei forwarded him a notification, subject line blank. The body read: CHEN WEI (ID 2047), Instance queue position updated. Estimated wait: variable. The app icon was a small grey circle with no label.</w:t>
       </w:r>
     </w:p>
     <w:p>
@@ -991,20 +991,20 @@
           <w:sz w:val="24"/>
           <w:szCs w:val="24"/>
         </w:rPr>
-        <w:t xml:space="preserve">He took out his notebook. Battery 94% — he had charged overnight.</w:t>
-      </w:r>
-    </w:p>
-    <w:p>
-      <w:pPr>
-        <w:spacing w:after="160"/>
-      </w:pPr>
-      <w:r>
-        <w:rPr>
-          <w:rFonts w:ascii="Arial" w:cs="Arial" w:eastAsia="Arial" w:hAnsi="Arial"/>
-          <w:sz w:val="24"/>
-          <w:szCs w:val="24"/>
-        </w:rPr>
-        <w:t xml:space="preserve">He wrote: Instance — The Bellhaven. A-Rank. 12% survival probability. 4 active players. Assigned under CHEN WEI (ID 2047). Old hotel, interior, single hallway visible. Active lighting partial. Entry point: room 214.</w:t>
+        <w:t>He took out his notebook. Battery 94%, he had charged overnight.</w:t>
+      </w:r>
+    </w:p>
+    <w:p>
+      <w:pPr>
+        <w:spacing w:after="160"/>
+      </w:pPr>
+      <w:r>
+        <w:rPr>
+          <w:rFonts w:ascii="Arial" w:cs="Arial" w:eastAsia="Arial" w:hAnsi="Arial"/>
+          <w:sz w:val="24"/>
+          <w:szCs w:val="24"/>
+        </w:rPr>
+        <w:t>He wrote: Instance, The Bellhaven. A-Rank. 12% survival probability. 4 active players. Assigned under CHEN WEI (ID 2047). Old hotel, interior, single hallway visible. Active lighting partial. Entry point: room 214.</w:t>
       </w:r>
     </w:p>
     <w:p>
@@ -1069,7 +1069,7 @@
           <w:sz w:val="24"/>
           <w:szCs w:val="24"/>
         </w:rPr>
-        <w:t xml:space="preserve">He stayed where he was and listened. No movement sounds heading toward him. No entity sounds — nothing like the breathing from Room R-1, nothing rhythmic or mechanical. Just the two voices and the ambient creak of old floorboards settling.</w:t>
+        <w:t>He stayed where he was and listened. No movement sounds heading toward him. No entity sounds, nothing like the breathing from Room R-1, nothing rhythmic or mechanical. Just the two voices and the ambient creak of old floorboards settling.</w:t>
       </w:r>
     </w:p>
     <w:p>
@@ -1108,7 +1108,7 @@
           <w:sz w:val="24"/>
           <w:szCs w:val="24"/>
         </w:rPr>
-        <w:t xml:space="preserve">External wall. Three floors up from the ground, he estimated. Street below, but the street was wrong — the light was the grey-white of early morning but the street was empty, no traffic, no movement, a few parked cars sitting with a thin layer of dust on the hoods that suggested they had not been moved in some time.</w:t>
+        <w:t>External wall. Three floors up from the ground, he estimated. Street below, but the street was wrong, the light was the grey-white of early morning but the street was empty, no traffic, no movement, a few parked cars sitting with a thin layer of dust on the hoods that suggested they had not been moved in some time.</w:t>
       </w:r>
     </w:p>
     <w:p>
@@ -1160,7 +1160,7 @@
           <w:sz w:val="24"/>
           <w:szCs w:val="24"/>
         </w:rPr>
-        <w:t xml:space="preserve">He looked at the bedside table. On it sat a telephone, rotary dial, handset in the cradle. The kind that rang with a physical bell. He looked at it for a moment, then wrote: room 214 — note in drawer — do not answer the phone. Telephone present on bedside table. Variable: who wrote the note and when.</w:t>
+        <w:t>He looked at the bedside table. On it sat a telephone, rotary dial, handset in the cradle. The kind that rang with a physical bell. He looked at it for a moment, then wrote: room 214, note in drawer, do not answer the phone. Telephone present on bedside table. Variable: who wrote the note and when.</w:t>
       </w:r>
     </w:p>
     <w:p>
@@ -1199,7 +1199,7 @@
           <w:sz w:val="24"/>
           <w:szCs w:val="24"/>
         </w:rPr>
-        <w:t xml:space="preserve">He stood to the side of the door — not in line with the gap if it opened — and said, "Who is it?"</w:t>
+        <w:t>He stood to the side of the door, not in line with the gap if it opened, and said, "Who is it?"</w:t>
       </w:r>
     </w:p>
     <w:p>
